--- a/1st Deliverable Documents/Use Case Specification/Use Case Specification v2.docx
+++ b/1st Deliverable Documents/Use Case Specification/Use Case Specification v2.docx
@@ -17299,7 +17299,11 @@
         </w:rPr>
       </w:pPr>
       <w:r>
-        <w:rPr/>
+        <w:rPr>
+          <w:b/>
+          <w:bCs/>
+          <w:u w:val="single"/>
+        </w:rPr>
       </w:r>
     </w:p>
     <w:tbl>
@@ -19747,11 +19751,8 @@
             </w:pPr>
             <w:r>
               <w:rPr>
-                <w:rFonts w:eastAsia="Aptos" w:cs=""/>
-                <w:kern w:val="2"/>
-                <w:sz w:val="24"/>
-                <w:szCs w:val="24"/>
-                <w:lang w:val="en-GB" w:eastAsia="en-US" w:bidi="ar-SA"/>
+                <w:b/>
+                <w:bCs/>
               </w:rPr>
             </w:r>
           </w:p>
@@ -19951,13 +19952,8 @@
             </w:pPr>
             <w:r>
               <w:rPr>
-                <w:rFonts w:eastAsia="Aptos" w:cs=""/>
-                <w:b/>
-                <w:bCs/>
-                <w:kern w:val="2"/>
-                <w:sz w:val="24"/>
-                <w:szCs w:val="24"/>
-                <w:lang w:val="en-GB" w:eastAsia="en-US" w:bidi="ar-SA"/>
+                <w:b/>
+                <w:bCs/>
               </w:rPr>
             </w:r>
           </w:p>
@@ -20051,7 +20047,13 @@
               </w:rPr>
             </w:pPr>
             <w:r>
-              <w:rPr/>
+              <w:rPr>
+                <w:rFonts w:eastAsia="Aptos" w:cs=""/>
+                <w:kern w:val="2"/>
+                <w:sz w:val="24"/>
+                <w:szCs w:val="24"/>
+                <w:lang w:val="en-GB" w:eastAsia="en-US" w:bidi="ar-SA"/>
+              </w:rPr>
             </w:r>
           </w:p>
           <w:p>
@@ -20824,13 +20826,8 @@
             </w:pPr>
             <w:r>
               <w:rPr>
-                <w:rFonts w:eastAsia="Aptos" w:cs=""/>
-                <w:b/>
-                <w:bCs/>
-                <w:kern w:val="2"/>
-                <w:sz w:val="24"/>
-                <w:szCs w:val="24"/>
-                <w:lang w:val="en-GB" w:eastAsia="en-US" w:bidi="ar-SA"/>
+                <w:b/>
+                <w:bCs/>
               </w:rPr>
             </w:r>
           </w:p>
@@ -20925,13 +20922,8 @@
             </w:pPr>
             <w:r>
               <w:rPr>
-                <w:rFonts w:eastAsia="Aptos" w:cs=""/>
-                <w:b/>
-                <w:bCs/>
-                <w:kern w:val="2"/>
-                <w:sz w:val="24"/>
-                <w:szCs w:val="24"/>
-                <w:lang w:val="en-GB" w:eastAsia="en-US" w:bidi="ar-SA"/>
+                <w:b/>
+                <w:bCs/>
               </w:rPr>
             </w:r>
           </w:p>
@@ -21026,13 +21018,8 @@
             </w:pPr>
             <w:r>
               <w:rPr>
-                <w:rFonts w:eastAsia="Aptos" w:cs=""/>
-                <w:b/>
-                <w:bCs/>
-                <w:kern w:val="2"/>
-                <w:sz w:val="24"/>
-                <w:szCs w:val="24"/>
-                <w:lang w:val="en-GB" w:eastAsia="en-US" w:bidi="ar-SA"/>
+                <w:b/>
+                <w:bCs/>
               </w:rPr>
             </w:r>
           </w:p>
@@ -21130,13 +21117,8 @@
             </w:pPr>
             <w:r>
               <w:rPr>
-                <w:rFonts w:eastAsia="Aptos" w:cs=""/>
-                <w:b/>
-                <w:bCs/>
-                <w:kern w:val="2"/>
-                <w:sz w:val="24"/>
-                <w:szCs w:val="24"/>
-                <w:lang w:val="en-GB" w:eastAsia="en-US" w:bidi="ar-SA"/>
+                <w:b/>
+                <w:bCs/>
               </w:rPr>
             </w:r>
           </w:p>
@@ -21268,13 +21250,8 @@
             </w:pPr>
             <w:r>
               <w:rPr>
-                <w:rFonts w:eastAsia="Aptos" w:cs=""/>
-                <w:b/>
-                <w:bCs/>
-                <w:kern w:val="2"/>
-                <w:sz w:val="24"/>
-                <w:szCs w:val="24"/>
-                <w:lang w:val="en-GB" w:eastAsia="en-US" w:bidi="ar-SA"/>
+                <w:b/>
+                <w:bCs/>
               </w:rPr>
             </w:r>
           </w:p>
@@ -21380,13 +21357,8 @@
             </w:pPr>
             <w:r>
               <w:rPr>
-                <w:rFonts w:eastAsia="Aptos" w:cs=""/>
-                <w:b/>
-                <w:bCs/>
-                <w:kern w:val="2"/>
-                <w:sz w:val="24"/>
-                <w:szCs w:val="24"/>
-                <w:lang w:val="en-GB" w:eastAsia="en-US" w:bidi="ar-SA"/>
+                <w:b/>
+                <w:bCs/>
               </w:rPr>
             </w:r>
           </w:p>
@@ -21940,13 +21912,8 @@
             </w:pPr>
             <w:r>
               <w:rPr>
-                <w:rFonts w:eastAsia="Aptos" w:cs=""/>
-                <w:b/>
-                <w:bCs/>
-                <w:kern w:val="2"/>
-                <w:sz w:val="24"/>
-                <w:szCs w:val="24"/>
-                <w:lang w:val="en-GB" w:eastAsia="en-US" w:bidi="ar-SA"/>
+                <w:b/>
+                <w:bCs/>
               </w:rPr>
             </w:r>
           </w:p>
@@ -22060,13 +22027,8 @@
             </w:pPr>
             <w:r>
               <w:rPr>
-                <w:rFonts w:eastAsia="Aptos" w:cs=""/>
-                <w:b/>
-                <w:bCs/>
-                <w:kern w:val="2"/>
-                <w:sz w:val="24"/>
-                <w:szCs w:val="24"/>
-                <w:lang w:val="en-GB" w:eastAsia="en-US" w:bidi="ar-SA"/>
+                <w:b/>
+                <w:bCs/>
               </w:rPr>
             </w:r>
           </w:p>
@@ -22161,13 +22123,8 @@
             </w:pPr>
             <w:r>
               <w:rPr>
-                <w:rFonts w:eastAsia="Aptos" w:cs=""/>
-                <w:b/>
-                <w:bCs/>
-                <w:kern w:val="2"/>
-                <w:sz w:val="24"/>
-                <w:szCs w:val="24"/>
-                <w:lang w:val="en-GB" w:eastAsia="en-US" w:bidi="ar-SA"/>
+                <w:b/>
+                <w:bCs/>
               </w:rPr>
             </w:r>
           </w:p>
@@ -22265,13 +22222,8 @@
             </w:pPr>
             <w:r>
               <w:rPr>
-                <w:rFonts w:eastAsia="Aptos" w:cs=""/>
-                <w:b/>
-                <w:bCs/>
-                <w:kern w:val="2"/>
-                <w:sz w:val="24"/>
-                <w:szCs w:val="24"/>
-                <w:lang w:val="en-GB" w:eastAsia="en-US" w:bidi="ar-SA"/>
+                <w:b/>
+                <w:bCs/>
               </w:rPr>
             </w:r>
           </w:p>
@@ -22722,13 +22674,8 @@
             </w:pPr>
             <w:r>
               <w:rPr>
-                <w:rFonts w:eastAsia="Aptos" w:cs=""/>
-                <w:b/>
-                <w:bCs/>
-                <w:kern w:val="2"/>
-                <w:sz w:val="24"/>
-                <w:szCs w:val="24"/>
-                <w:lang w:val="en-GB" w:eastAsia="en-US" w:bidi="ar-SA"/>
+                <w:b/>
+                <w:bCs/>
               </w:rPr>
             </w:r>
           </w:p>
@@ -23023,37 +22970,52 @@
             </w:pPr>
             <w:r>
               <w:rPr>
-                <w:rFonts w:eastAsia="Aptos" w:cs=""/>
-                <w:b/>
-                <w:bCs/>
-                <w:kern w:val="2"/>
-                <w:sz w:val="24"/>
-                <w:szCs w:val="24"/>
-                <w:lang w:val="en-GB" w:eastAsia="en-US" w:bidi="ar-SA"/>
-              </w:rPr>
-            </w:r>
-          </w:p>
-          <w:p>
-            <w:pPr>
-              <w:pStyle w:val="Normal"/>
-              <w:widowControl/>
-              <w:suppressAutoHyphens w:val="true"/>
-              <w:spacing w:lineRule="auto" w:line="240" w:before="0" w:after="0"/>
-              <w:jc w:val="left"/>
-              <w:rPr>
-                <w:b/>
-                <w:bCs/>
-              </w:rPr>
-            </w:pPr>
-            <w:r>
-              <w:rPr>
-                <w:rFonts w:eastAsia="Aptos" w:cs=""/>
-                <w:kern w:val="2"/>
-                <w:sz w:val="24"/>
-                <w:szCs w:val="24"/>
-                <w:lang w:val="en-GB" w:eastAsia="en-US" w:bidi="ar-SA"/>
-              </w:rPr>
-              <w:t>Allows the Pharmacist to configure VAT rates that are applied to products and transactions</w:t>
+                <w:b/>
+                <w:bCs/>
+              </w:rPr>
+            </w:r>
+          </w:p>
+          <w:p>
+            <w:pPr>
+              <w:pStyle w:val="Normal"/>
+              <w:widowControl/>
+              <w:suppressAutoHyphens w:val="true"/>
+              <w:spacing w:lineRule="auto" w:line="240" w:before="0" w:after="0"/>
+              <w:jc w:val="left"/>
+              <w:rPr>
+                <w:b/>
+                <w:bCs/>
+              </w:rPr>
+            </w:pPr>
+            <w:r>
+              <w:rPr>
+                <w:rFonts w:eastAsia="Aptos" w:cs=""/>
+                <w:kern w:val="2"/>
+                <w:sz w:val="24"/>
+                <w:szCs w:val="24"/>
+                <w:lang w:val="en-GB" w:eastAsia="en-US" w:bidi="ar-SA"/>
+              </w:rPr>
+              <w:t xml:space="preserve">Allows the Pharmacist to configure </w:t>
+            </w:r>
+            <w:r>
+              <w:rPr>
+                <w:rFonts w:eastAsia="Aptos" w:cs=""/>
+                <w:kern w:val="2"/>
+                <w:sz w:val="24"/>
+                <w:szCs w:val="24"/>
+                <w:lang w:val="en-GB" w:eastAsia="en-US" w:bidi="ar-SA"/>
+              </w:rPr>
+              <w:t>mark up r</w:t>
+            </w:r>
+            <w:r>
+              <w:rPr>
+                <w:rFonts w:eastAsia="Aptos" w:cs=""/>
+                <w:kern w:val="2"/>
+                <w:sz w:val="24"/>
+                <w:szCs w:val="24"/>
+                <w:lang w:val="en-GB" w:eastAsia="en-US" w:bidi="ar-SA"/>
+              </w:rPr>
+              <w:t>ates that are applied to products and transactions</w:t>
             </w:r>
           </w:p>
           <w:p>
@@ -23124,13 +23086,8 @@
             </w:pPr>
             <w:r>
               <w:rPr>
-                <w:rFonts w:eastAsia="Aptos" w:cs=""/>
-                <w:b/>
-                <w:bCs/>
-                <w:kern w:val="2"/>
-                <w:sz w:val="24"/>
-                <w:szCs w:val="24"/>
-                <w:lang w:val="en-GB" w:eastAsia="en-US" w:bidi="ar-SA"/>
+                <w:b/>
+                <w:bCs/>
               </w:rPr>
             </w:r>
           </w:p>
@@ -23225,13 +23182,8 @@
             </w:pPr>
             <w:r>
               <w:rPr>
-                <w:rFonts w:eastAsia="Aptos" w:cs=""/>
-                <w:b/>
-                <w:bCs/>
-                <w:kern w:val="2"/>
-                <w:sz w:val="24"/>
-                <w:szCs w:val="24"/>
-                <w:lang w:val="en-GB" w:eastAsia="en-US" w:bidi="ar-SA"/>
+                <w:b/>
+                <w:bCs/>
               </w:rPr>
             </w:r>
           </w:p>
@@ -23278,8 +23230,11 @@
             </w:pPr>
             <w:r>
               <w:rPr>
-                <w:b/>
-                <w:bCs/>
+                <w:rFonts w:eastAsia="Aptos" w:cs=""/>
+                <w:kern w:val="2"/>
+                <w:sz w:val="24"/>
+                <w:szCs w:val="24"/>
+                <w:lang w:val="en-GB" w:eastAsia="en-US" w:bidi="ar-SA"/>
               </w:rPr>
             </w:r>
           </w:p>
@@ -23332,13 +23287,8 @@
             </w:pPr>
             <w:r>
               <w:rPr>
-                <w:rFonts w:eastAsia="Aptos" w:cs=""/>
-                <w:b/>
-                <w:bCs/>
-                <w:kern w:val="2"/>
-                <w:sz w:val="24"/>
-                <w:szCs w:val="24"/>
-                <w:lang w:val="en-GB" w:eastAsia="en-US" w:bidi="ar-SA"/>
+                <w:b/>
+                <w:bCs/>
               </w:rPr>
             </w:r>
           </w:p>
@@ -23508,8 +23458,11 @@
             </w:pPr>
             <w:r>
               <w:rPr>
-                <w:b/>
-                <w:bCs/>
+                <w:rFonts w:eastAsia="Aptos" w:cs=""/>
+                <w:kern w:val="2"/>
+                <w:sz w:val="24"/>
+                <w:szCs w:val="24"/>
+                <w:lang w:val="en-GB" w:eastAsia="en-US" w:bidi="ar-SA"/>
               </w:rPr>
             </w:r>
           </w:p>
@@ -23794,57 +23747,32 @@
             </w:pPr>
             <w:r>
               <w:rPr>
-                <w:rFonts w:eastAsia="Aptos" w:cs=""/>
-                <w:b/>
-                <w:bCs/>
-                <w:kern w:val="2"/>
-                <w:sz w:val="24"/>
-                <w:szCs w:val="24"/>
-                <w:lang w:val="en-GB" w:eastAsia="en-US" w:bidi="ar-SA"/>
-              </w:rPr>
-            </w:r>
-          </w:p>
-          <w:p>
-            <w:pPr>
-              <w:pStyle w:val="Normal"/>
-              <w:widowControl/>
-              <w:suppressAutoHyphens w:val="true"/>
-              <w:spacing w:lineRule="auto" w:line="240" w:before="0" w:after="0"/>
-              <w:jc w:val="left"/>
-              <w:rPr>
-                <w:b/>
-                <w:bCs/>
-              </w:rPr>
-            </w:pPr>
-            <w:r>
-              <w:rPr>
-                <w:rFonts w:eastAsia="Aptos" w:cs=""/>
-                <w:kern w:val="2"/>
-                <w:sz w:val="24"/>
-                <w:szCs w:val="24"/>
-                <w:lang w:val="en-GB" w:eastAsia="en-US" w:bidi="ar-SA"/>
-              </w:rPr>
-              <w:t xml:space="preserve">Invalid </w:t>
-            </w:r>
-            <w:r>
-              <w:rPr>
-                <w:rFonts w:eastAsia="Aptos" w:cs=""/>
-                <w:kern w:val="2"/>
-                <w:sz w:val="24"/>
-                <w:szCs w:val="24"/>
-                <w:lang w:val="en-GB" w:eastAsia="en-US" w:bidi="ar-SA"/>
-              </w:rPr>
-              <w:t xml:space="preserve">rate </w:t>
-            </w:r>
-            <w:r>
-              <w:rPr>
-                <w:rFonts w:eastAsia="Aptos" w:cs=""/>
-                <w:kern w:val="2"/>
-                <w:sz w:val="24"/>
-                <w:szCs w:val="24"/>
-                <w:lang w:val="en-GB" w:eastAsia="en-US" w:bidi="ar-SA"/>
-              </w:rPr>
-              <w:t>entered</w:t>
+                <w:b/>
+                <w:bCs/>
+              </w:rPr>
+            </w:r>
+          </w:p>
+          <w:p>
+            <w:pPr>
+              <w:pStyle w:val="Normal"/>
+              <w:widowControl/>
+              <w:suppressAutoHyphens w:val="true"/>
+              <w:spacing w:lineRule="auto" w:line="240" w:before="0" w:after="0"/>
+              <w:jc w:val="left"/>
+              <w:rPr>
+                <w:b/>
+                <w:bCs/>
+              </w:rPr>
+            </w:pPr>
+            <w:r>
+              <w:rPr>
+                <w:rFonts w:eastAsia="Aptos" w:cs=""/>
+                <w:kern w:val="2"/>
+                <w:sz w:val="24"/>
+                <w:szCs w:val="24"/>
+                <w:lang w:val="en-GB" w:eastAsia="en-US" w:bidi="ar-SA"/>
+              </w:rPr>
+              <w:t>Invalid rate entered</w:t>
             </w:r>
           </w:p>
           <w:p>
@@ -24132,13 +24060,8 @@
             </w:pPr>
             <w:r>
               <w:rPr>
-                <w:rFonts w:eastAsia="Aptos" w:cs=""/>
-                <w:b/>
-                <w:bCs/>
-                <w:kern w:val="2"/>
-                <w:sz w:val="24"/>
-                <w:szCs w:val="24"/>
-                <w:lang w:val="en-GB" w:eastAsia="en-US" w:bidi="ar-SA"/>
+                <w:b/>
+                <w:bCs/>
               </w:rPr>
             </w:r>
           </w:p>
@@ -24447,7 +24370,13 @@
               </w:rPr>
             </w:pPr>
             <w:r>
-              <w:rPr/>
+              <w:rPr>
+                <w:rFonts w:eastAsia="Aptos" w:cs=""/>
+                <w:kern w:val="2"/>
+                <w:sz w:val="24"/>
+                <w:szCs w:val="24"/>
+                <w:lang w:val="en-GB" w:eastAsia="en-US" w:bidi="ar-SA"/>
+              </w:rPr>
             </w:r>
           </w:p>
           <w:p>
@@ -24616,8 +24545,13 @@
             </w:pPr>
             <w:r>
               <w:rPr>
-                <w:b/>
-                <w:bCs/>
+                <w:rFonts w:eastAsia="Aptos" w:cs=""/>
+                <w:b w:val="false"/>
+                <w:bCs w:val="false"/>
+                <w:kern w:val="2"/>
+                <w:sz w:val="24"/>
+                <w:szCs w:val="24"/>
+                <w:lang w:val="en-GB" w:eastAsia="en-US" w:bidi="ar-SA"/>
               </w:rPr>
             </w:r>
           </w:p>
@@ -25699,8 +25633,11 @@
             </w:pPr>
             <w:r>
               <w:rPr>
-                <w:b/>
-                <w:bCs/>
+                <w:rFonts w:eastAsia="Aptos" w:cs=""/>
+                <w:kern w:val="2"/>
+                <w:sz w:val="24"/>
+                <w:szCs w:val="24"/>
+                <w:lang w:val="en-GB" w:eastAsia="en-US" w:bidi="ar-SA"/>
               </w:rPr>
             </w:r>
           </w:p>
@@ -28173,13 +28110,8 @@
             </w:pPr>
             <w:r>
               <w:rPr>
-                <w:rFonts w:eastAsia="Aptos" w:cs=""/>
-                <w:b/>
-                <w:bCs/>
-                <w:kern w:val="2"/>
-                <w:sz w:val="24"/>
-                <w:szCs w:val="24"/>
-                <w:lang w:val="en-GB" w:eastAsia="en-US" w:bidi="ar-SA"/>
+                <w:b/>
+                <w:bCs/>
               </w:rPr>
             </w:r>
           </w:p>
@@ -28735,8 +28667,11 @@
             </w:pPr>
             <w:r>
               <w:rPr>
-                <w:b/>
-                <w:bCs/>
+                <w:rFonts w:eastAsia="Aptos" w:cs=""/>
+                <w:kern w:val="2"/>
+                <w:sz w:val="24"/>
+                <w:szCs w:val="24"/>
+                <w:lang w:val="en-GB" w:eastAsia="en-US" w:bidi="ar-SA"/>
               </w:rPr>
             </w:r>
           </w:p>
@@ -28791,7 +28726,13 @@
               </w:rPr>
             </w:pPr>
             <w:r>
-              <w:rPr/>
+              <w:rPr>
+                <w:rFonts w:eastAsia="Aptos" w:cs=""/>
+                <w:kern w:val="2"/>
+                <w:sz w:val="24"/>
+                <w:szCs w:val="24"/>
+                <w:lang w:val="en-GB" w:eastAsia="en-US" w:bidi="ar-SA"/>
+              </w:rPr>
             </w:r>
           </w:p>
           <w:p>
@@ -28960,8 +28901,11 @@
             </w:pPr>
             <w:r>
               <w:rPr>
-                <w:b/>
-                <w:bCs/>
+                <w:rFonts w:eastAsia="Aptos" w:cs=""/>
+                <w:kern w:val="2"/>
+                <w:sz w:val="24"/>
+                <w:szCs w:val="24"/>
+                <w:lang w:val="en-GB" w:eastAsia="en-US" w:bidi="ar-SA"/>
               </w:rPr>
             </w:r>
           </w:p>
@@ -30034,8 +29978,11 @@
             </w:pPr>
             <w:r>
               <w:rPr>
-                <w:b/>
-                <w:bCs/>
+                <w:rFonts w:eastAsia="Aptos" w:cs=""/>
+                <w:kern w:val="2"/>
+                <w:sz w:val="24"/>
+                <w:szCs w:val="24"/>
+                <w:lang w:val="en-GB" w:eastAsia="en-US" w:bidi="ar-SA"/>
               </w:rPr>
             </w:r>
           </w:p>
@@ -30943,7 +30890,13 @@
               </w:rPr>
             </w:pPr>
             <w:r>
-              <w:rPr/>
+              <w:rPr>
+                <w:rFonts w:eastAsia="Aptos" w:cs=""/>
+                <w:kern w:val="2"/>
+                <w:sz w:val="24"/>
+                <w:szCs w:val="24"/>
+                <w:lang w:val="en-GB" w:eastAsia="en-US" w:bidi="ar-SA"/>
+              </w:rPr>
             </w:r>
           </w:p>
           <w:p>
@@ -31445,13 +31398,8 @@
             </w:pPr>
             <w:r>
               <w:rPr>
-                <w:rFonts w:eastAsia="Aptos" w:cs=""/>
-                <w:b/>
-                <w:bCs/>
-                <w:kern w:val="2"/>
-                <w:sz w:val="24"/>
-                <w:szCs w:val="24"/>
-                <w:lang w:val="en-GB" w:eastAsia="en-US" w:bidi="ar-SA"/>
+                <w:b/>
+                <w:bCs/>
               </w:rPr>
             </w:r>
           </w:p>
@@ -32227,8 +32175,11 @@
             </w:pPr>
             <w:r>
               <w:rPr>
-                <w:b/>
-                <w:bCs/>
+                <w:rFonts w:eastAsia="Aptos" w:cs=""/>
+                <w:kern w:val="2"/>
+                <w:sz w:val="24"/>
+                <w:szCs w:val="24"/>
+                <w:lang w:val="en-GB" w:eastAsia="en-US" w:bidi="ar-SA"/>
               </w:rPr>
             </w:r>
           </w:p>
@@ -32345,8 +32296,13 @@
             </w:pPr>
             <w:r>
               <w:rPr>
-                <w:b/>
-                <w:bCs/>
+                <w:rFonts w:eastAsia="Aptos" w:cs=""/>
+                <w:b w:val="false"/>
+                <w:bCs w:val="false"/>
+                <w:kern w:val="2"/>
+                <w:sz w:val="24"/>
+                <w:szCs w:val="24"/>
+                <w:lang w:val="en-GB" w:eastAsia="en-US" w:bidi="ar-SA"/>
               </w:rPr>
             </w:r>
           </w:p>
@@ -33324,8 +33280,11 @@
             </w:pPr>
             <w:r>
               <w:rPr>
-                <w:b/>
-                <w:bCs/>
+                <w:rFonts w:eastAsia="Aptos" w:cs=""/>
+                <w:kern w:val="2"/>
+                <w:sz w:val="24"/>
+                <w:szCs w:val="24"/>
+                <w:lang w:val="en-GB" w:eastAsia="en-US" w:bidi="ar-SA"/>
               </w:rPr>
             </w:r>
           </w:p>
@@ -34404,8 +34363,11 @@
             </w:pPr>
             <w:r>
               <w:rPr>
-                <w:b/>
-                <w:bCs/>
+                <w:rFonts w:eastAsia="Aptos" w:cs=""/>
+                <w:kern w:val="2"/>
+                <w:sz w:val="24"/>
+                <w:szCs w:val="24"/>
+                <w:lang w:val="en-GB" w:eastAsia="en-US" w:bidi="ar-SA"/>
               </w:rPr>
             </w:r>
           </w:p>
@@ -35319,13 +35281,8 @@
             </w:pPr>
             <w:r>
               <w:rPr>
-                <w:rFonts w:eastAsia="Aptos" w:cs=""/>
-                <w:b/>
-                <w:bCs/>
-                <w:kern w:val="2"/>
-                <w:sz w:val="24"/>
-                <w:szCs w:val="24"/>
-                <w:lang w:val="en-GB" w:eastAsia="en-US" w:bidi="ar-SA"/>
+                <w:b/>
+                <w:bCs/>
               </w:rPr>
             </w:r>
           </w:p>
@@ -35376,8 +35333,11 @@
             </w:pPr>
             <w:r>
               <w:rPr>
-                <w:b/>
-                <w:bCs/>
+                <w:rFonts w:eastAsia="Aptos" w:cs=""/>
+                <w:kern w:val="2"/>
+                <w:sz w:val="24"/>
+                <w:szCs w:val="24"/>
+                <w:lang w:val="en-GB" w:eastAsia="en-US" w:bidi="ar-SA"/>
               </w:rPr>
             </w:r>
           </w:p>
@@ -35498,8 +35458,11 @@
             </w:pPr>
             <w:r>
               <w:rPr>
-                <w:b/>
-                <w:bCs/>
+                <w:rFonts w:eastAsia="Aptos" w:cs=""/>
+                <w:kern w:val="2"/>
+                <w:sz w:val="24"/>
+                <w:szCs w:val="24"/>
+                <w:lang w:val="en-GB" w:eastAsia="en-US" w:bidi="ar-SA"/>
               </w:rPr>
             </w:r>
           </w:p>
@@ -36396,13 +36359,8 @@
             </w:pPr>
             <w:r>
               <w:rPr>
-                <w:rFonts w:eastAsia="Aptos" w:cs=""/>
-                <w:b/>
-                <w:bCs/>
-                <w:kern w:val="2"/>
-                <w:sz w:val="24"/>
-                <w:szCs w:val="24"/>
-                <w:lang w:val="en-GB" w:eastAsia="en-US" w:bidi="ar-SA"/>
+                <w:b/>
+                <w:bCs/>
               </w:rPr>
             </w:r>
           </w:p>
@@ -36572,8 +36530,11 @@
             </w:pPr>
             <w:r>
               <w:rPr>
-                <w:b/>
-                <w:bCs/>
+                <w:rFonts w:eastAsia="Aptos" w:cs=""/>
+                <w:kern w:val="2"/>
+                <w:sz w:val="24"/>
+                <w:szCs w:val="24"/>
+                <w:lang w:val="en-GB" w:eastAsia="en-US" w:bidi="ar-SA"/>
               </w:rPr>
             </w:r>
           </w:p>
@@ -37647,8 +37608,11 @@
             </w:pPr>
             <w:r>
               <w:rPr>
-                <w:b/>
-                <w:bCs/>
+                <w:rFonts w:eastAsia="Aptos" w:cs=""/>
+                <w:kern w:val="2"/>
+                <w:sz w:val="24"/>
+                <w:szCs w:val="24"/>
+                <w:lang w:val="en-GB" w:eastAsia="en-US" w:bidi="ar-SA"/>
               </w:rPr>
             </w:r>
           </w:p>
@@ -37933,11 +37897,8 @@
             </w:pPr>
             <w:r>
               <w:rPr>
-                <w:rFonts w:eastAsia="Aptos" w:cs=""/>
-                <w:kern w:val="2"/>
-                <w:sz w:val="24"/>
-                <w:szCs w:val="24"/>
-                <w:lang w:val="en-GB" w:eastAsia="en-US" w:bidi="ar-SA"/>
+                <w:b/>
+                <w:bCs/>
               </w:rPr>
             </w:r>
           </w:p>
